--- a/src/content/poetry/31-rus-svyataya/ru.docx
+++ b/src/content/poetry/31-rus-svyataya/ru.docx
@@ -4,9 +4,14 @@
   <w:body>
     <w:p>
       <w:r>
-        <w:t>Русь святая** *(в духе Есенина)</w:t>
-      </w:r>
-    </w:p>
+        <w:rPr>
+          <w:bCs/>
+          <w:b/>
+        </w:rPr>
+        <w:t xml:space="preserve">Русь святая (в духе Есенина)</w:t>
+      </w:r>
+    </w:p>
+    <w:p/>
     <w:p>
       <w:r>
         <w:t xml:space="preserve">Русь святая, край раздольный,  </w:t>
@@ -88,6 +93,22 @@
     <w:p>
       <w:r>
         <w:t>Под небесной синевой.</w:t>
+      </w:r>
+    </w:p>
+    <w:p>
+      <w:pPr>
+        <w:spacing w:before="200"/>
+        <w:rPr>
+          <w:i/>
+          <w:iCs/>
+        </w:rPr>
+      </w:pPr>
+      <w:r>
+        <w:rPr>
+          <w:i/>
+          <w:iCs/>
+        </w:rPr>
+        <w:t xml:space="preserve">14.03.2025, Сергей Панкратиус</w:t>
       </w:r>
     </w:p>
     <w:sectPr>
